--- a/stampa_qr-code.docx
+++ b/stampa_qr-code.docx
@@ -55,7 +55,7 @@
                             <w:pPr>
                               <w:jc w:val="center"/>
                               <w:rPr>
-                                <w:rFonts w:ascii="Modern Love Grunge" w:hAnsi="Modern Love Grunge"/>
+                                <w:rFonts w:ascii="OCR A Extended" w:hAnsi="OCR A Extended"/>
                                 <w:b/>
                                 <w:bCs/>
                                 <w:sz w:val="110"/>
@@ -64,7 +64,7 @@
                             </w:pPr>
                             <w:r>
                               <w:rPr>
-                                <w:rFonts w:ascii="Modern Love Grunge" w:hAnsi="Modern Love Grunge"/>
+                                <w:rFonts w:ascii="OCR A Extended" w:hAnsi="OCR A Extended"/>
                                 <w:b/>
                                 <w:bCs/>
                                 <w:sz w:val="110"/>
@@ -74,7 +74,7 @@
                             </w:r>
                             <w:r>
                               <w:rPr>
-                                <w:rFonts w:ascii="Modern Love Grunge" w:hAnsi="Modern Love Grunge"/>
+                                <w:rFonts w:ascii="OCR A Extended" w:hAnsi="OCR A Extended"/>
                                 <w:b/>
                                 <w:bCs/>
                                 <w:sz w:val="110"/>
@@ -84,7 +84,7 @@
                             </w:r>
                             <w:r>
                               <w:rPr>
-                                <w:rFonts w:ascii="Modern Love Grunge" w:hAnsi="Modern Love Grunge"/>
+                                <w:rFonts w:ascii="OCR A Extended" w:hAnsi="OCR A Extended"/>
                                 <w:b/>
                                 <w:bCs/>
                                 <w:sz w:val="110"/>
@@ -94,7 +94,7 @@
                             </w:r>
                             <w:r>
                               <w:rPr>
-                                <w:rFonts w:ascii="Modern Love Grunge" w:hAnsi="Modern Love Grunge"/>
+                                <w:rFonts w:ascii="OCR A Extended" w:hAnsi="OCR A Extended"/>
                                 <w:b/>
                                 <w:bCs/>
                                 <w:sz w:val="110"/>
@@ -107,7 +107,7 @@
                             <w:pPr>
                               <w:jc w:val="center"/>
                               <w:rPr>
-                                <w:rFonts w:ascii="Modern Love Grunge" w:hAnsi="Modern Love Grunge"/>
+                                <w:rFonts w:ascii="OCR A Extended" w:hAnsi="OCR A Extended"/>
                                 <w:b/>
                                 <w:bCs/>
                                 <w:sz w:val="110"/>
@@ -116,7 +116,7 @@
                             </w:pPr>
                             <w:r>
                               <w:rPr>
-                                <w:rFonts w:ascii="Modern Love Grunge" w:hAnsi="Modern Love Grunge"/>
+                                <w:rFonts w:ascii="OCR A Extended" w:hAnsi="OCR A Extended"/>
                                 <w:b/>
                                 <w:bCs/>
                                 <w:sz w:val="110"/>
@@ -155,7 +155,7 @@
                       <w:pPr>
                         <w:jc w:val="center"/>
                         <w:rPr>
-                          <w:rFonts w:ascii="Modern Love Grunge" w:hAnsi="Modern Love Grunge"/>
+                          <w:rFonts w:ascii="OCR A Extended" w:hAnsi="OCR A Extended"/>
                           <w:b/>
                           <w:bCs/>
                           <w:sz w:val="110"/>
@@ -164,7 +164,7 @@
                       </w:pPr>
                       <w:r>
                         <w:rPr>
-                          <w:rFonts w:ascii="Modern Love Grunge" w:hAnsi="Modern Love Grunge"/>
+                          <w:rFonts w:ascii="OCR A Extended" w:hAnsi="OCR A Extended"/>
                           <w:b/>
                           <w:bCs/>
                           <w:sz w:val="110"/>
@@ -174,7 +174,7 @@
                       </w:r>
                       <w:r>
                         <w:rPr>
-                          <w:rFonts w:ascii="Modern Love Grunge" w:hAnsi="Modern Love Grunge"/>
+                          <w:rFonts w:ascii="OCR A Extended" w:hAnsi="OCR A Extended"/>
                           <w:b/>
                           <w:bCs/>
                           <w:sz w:val="110"/>
@@ -184,7 +184,7 @@
                       </w:r>
                       <w:r>
                         <w:rPr>
-                          <w:rFonts w:ascii="Modern Love Grunge" w:hAnsi="Modern Love Grunge"/>
+                          <w:rFonts w:ascii="OCR A Extended" w:hAnsi="OCR A Extended"/>
                           <w:b/>
                           <w:bCs/>
                           <w:sz w:val="110"/>
@@ -194,7 +194,7 @@
                       </w:r>
                       <w:r>
                         <w:rPr>
-                          <w:rFonts w:ascii="Modern Love Grunge" w:hAnsi="Modern Love Grunge"/>
+                          <w:rFonts w:ascii="OCR A Extended" w:hAnsi="OCR A Extended"/>
                           <w:b/>
                           <w:bCs/>
                           <w:sz w:val="110"/>
@@ -207,7 +207,7 @@
                       <w:pPr>
                         <w:jc w:val="center"/>
                         <w:rPr>
-                          <w:rFonts w:ascii="Modern Love Grunge" w:hAnsi="Modern Love Grunge"/>
+                          <w:rFonts w:ascii="OCR A Extended" w:hAnsi="OCR A Extended"/>
                           <w:b/>
                           <w:bCs/>
                           <w:sz w:val="110"/>
@@ -216,7 +216,7 @@
                       </w:pPr>
                       <w:r>
                         <w:rPr>
-                          <w:rFonts w:ascii="Modern Love Grunge" w:hAnsi="Modern Love Grunge"/>
+                          <w:rFonts w:ascii="OCR A Extended" w:hAnsi="OCR A Extended"/>
                           <w:b/>
                           <w:bCs/>
                           <w:sz w:val="110"/>

--- a/stampa_qr-code.docx
+++ b/stampa_qr-code.docx
@@ -7,16 +7,76 @@
         <w:rPr>
           <w:noProof/>
         </w:rPr>
+        <w:drawing>
+          <wp:anchor distT="0" distB="0" distL="114300" distR="114300" simplePos="0" relativeHeight="251661312" behindDoc="0" locked="0" layoutInCell="1" allowOverlap="1" wp14:anchorId="10F6A76D" wp14:editId="59592834">
+            <wp:simplePos x="0" y="0"/>
+            <wp:positionH relativeFrom="margin">
+              <wp:align>center</wp:align>
+            </wp:positionH>
+            <wp:positionV relativeFrom="margin">
+              <wp:posOffset>2068830</wp:posOffset>
+            </wp:positionV>
+            <wp:extent cx="7493000" cy="7493000"/>
+            <wp:effectExtent l="0" t="0" r="0" b="0"/>
+            <wp:wrapSquare wrapText="bothSides"/>
+            <wp:docPr id="359051826" name="Immagine 2"/>
+            <wp:cNvGraphicFramePr>
+              <a:graphicFrameLocks xmlns:a="http://schemas.openxmlformats.org/drawingml/2006/main" noChangeAspect="1"/>
+            </wp:cNvGraphicFramePr>
+            <a:graphic xmlns:a="http://schemas.openxmlformats.org/drawingml/2006/main">
+              <a:graphicData uri="http://schemas.openxmlformats.org/drawingml/2006/picture">
+                <pic:pic xmlns:pic="http://schemas.openxmlformats.org/drawingml/2006/picture">
+                  <pic:nvPicPr>
+                    <pic:cNvPr id="359051826" name="Immagine 359051826"/>
+                    <pic:cNvPicPr/>
+                  </pic:nvPicPr>
+                  <pic:blipFill>
+                    <a:blip r:embed="rId4">
+                      <a:extLst>
+                        <a:ext uri="{28A0092B-C50C-407E-A947-70E740481C1C}">
+                          <a14:useLocalDpi xmlns:a14="http://schemas.microsoft.com/office/drawing/2010/main" val="0"/>
+                        </a:ext>
+                      </a:extLst>
+                    </a:blip>
+                    <a:stretch>
+                      <a:fillRect/>
+                    </a:stretch>
+                  </pic:blipFill>
+                  <pic:spPr>
+                    <a:xfrm>
+                      <a:off x="0" y="0"/>
+                      <a:ext cx="7493000" cy="7493000"/>
+                    </a:xfrm>
+                    <a:prstGeom prst="rect">
+                      <a:avLst/>
+                    </a:prstGeom>
+                  </pic:spPr>
+                </pic:pic>
+              </a:graphicData>
+            </a:graphic>
+            <wp14:sizeRelH relativeFrom="margin">
+              <wp14:pctWidth>0</wp14:pctWidth>
+            </wp14:sizeRelH>
+            <wp14:sizeRelV relativeFrom="margin">
+              <wp14:pctHeight>0</wp14:pctHeight>
+            </wp14:sizeRelV>
+          </wp:anchor>
+        </w:drawing>
+      </w:r>
+      <w:r>
+        <w:rPr>
+          <w:noProof/>
+        </w:rPr>
         <mc:AlternateContent>
           <mc:Choice Requires="wps">
             <w:drawing>
-              <wp:anchor distT="45720" distB="45720" distL="114300" distR="114300" simplePos="0" relativeHeight="251660288" behindDoc="0" locked="0" layoutInCell="1" allowOverlap="1" wp14:anchorId="239FA9B6" wp14:editId="72FDB807">
+              <wp:anchor distT="45720" distB="45720" distL="114300" distR="114300" simplePos="0" relativeHeight="251660288" behindDoc="0" locked="0" layoutInCell="1" allowOverlap="1" wp14:anchorId="239FA9B6" wp14:editId="0D05AD3F">
                 <wp:simplePos x="0" y="0"/>
                 <wp:positionH relativeFrom="margin">
-                  <wp:posOffset>-613369</wp:posOffset>
+                  <wp:posOffset>-612775</wp:posOffset>
                 </wp:positionH>
                 <wp:positionV relativeFrom="margin">
-                  <wp:posOffset>-389379</wp:posOffset>
+                  <wp:posOffset>-721764</wp:posOffset>
                 </wp:positionV>
                 <wp:extent cx="7291070" cy="2635885"/>
                 <wp:effectExtent l="0" t="0" r="5080" b="0"/>
@@ -58,8 +118,8 @@
                                 <w:rFonts w:ascii="OCR A Extended" w:hAnsi="OCR A Extended"/>
                                 <w:b/>
                                 <w:bCs/>
-                                <w:sz w:val="110"/>
-                                <w:szCs w:val="110"/>
+                                <w:sz w:val="96"/>
+                                <w:szCs w:val="96"/>
                               </w:rPr>
                             </w:pPr>
                             <w:r>
@@ -67,18 +127,38 @@
                                 <w:rFonts w:ascii="OCR A Extended" w:hAnsi="OCR A Extended"/>
                                 <w:b/>
                                 <w:bCs/>
-                                <w:sz w:val="110"/>
-                                <w:szCs w:val="110"/>
+                                <w:sz w:val="96"/>
+                                <w:szCs w:val="96"/>
                               </w:rPr>
-                              <w:t>Hai coraggio</w:t>
+                              <w:t xml:space="preserve">Hai </w:t>
                             </w:r>
                             <w:r>
                               <w:rPr>
                                 <w:rFonts w:ascii="OCR A Extended" w:hAnsi="OCR A Extended"/>
                                 <w:b/>
                                 <w:bCs/>
-                                <w:sz w:val="110"/>
-                                <w:szCs w:val="110"/>
+                                <w:sz w:val="96"/>
+                                <w:szCs w:val="96"/>
+                              </w:rPr>
+                              <w:t xml:space="preserve">il </w:t>
+                            </w:r>
+                            <w:r>
+                              <w:rPr>
+                                <w:rFonts w:ascii="OCR A Extended" w:hAnsi="OCR A Extended"/>
+                                <w:b/>
+                                <w:bCs/>
+                                <w:sz w:val="96"/>
+                                <w:szCs w:val="96"/>
+                              </w:rPr>
+                              <w:t>coraggio</w:t>
+                            </w:r>
+                            <w:r>
+                              <w:rPr>
+                                <w:rFonts w:ascii="OCR A Extended" w:hAnsi="OCR A Extended"/>
+                                <w:b/>
+                                <w:bCs/>
+                                <w:sz w:val="96"/>
+                                <w:szCs w:val="96"/>
                               </w:rPr>
                               <w:t>…</w:t>
                             </w:r>
@@ -87,8 +167,8 @@
                                 <w:rFonts w:ascii="OCR A Extended" w:hAnsi="OCR A Extended"/>
                                 <w:b/>
                                 <w:bCs/>
-                                <w:sz w:val="110"/>
-                                <w:szCs w:val="110"/>
+                                <w:sz w:val="96"/>
+                                <w:szCs w:val="96"/>
                               </w:rPr>
                               <w:t>?</w:t>
                             </w:r>
@@ -97,8 +177,8 @@
                                 <w:rFonts w:ascii="OCR A Extended" w:hAnsi="OCR A Extended"/>
                                 <w:b/>
                                 <w:bCs/>
-                                <w:sz w:val="110"/>
-                                <w:szCs w:val="110"/>
+                                <w:sz w:val="96"/>
+                                <w:szCs w:val="96"/>
                               </w:rPr>
                               <w:t>!?</w:t>
                             </w:r>
@@ -110,8 +190,8 @@
                                 <w:rFonts w:ascii="OCR A Extended" w:hAnsi="OCR A Extended"/>
                                 <w:b/>
                                 <w:bCs/>
-                                <w:sz w:val="110"/>
-                                <w:szCs w:val="110"/>
+                                <w:sz w:val="96"/>
+                                <w:szCs w:val="96"/>
                               </w:rPr>
                             </w:pPr>
                             <w:r>
@@ -119,10 +199,30 @@
                                 <w:rFonts w:ascii="OCR A Extended" w:hAnsi="OCR A Extended"/>
                                 <w:b/>
                                 <w:bCs/>
-                                <w:sz w:val="110"/>
-                                <w:szCs w:val="110"/>
+                                <w:sz w:val="96"/>
+                                <w:szCs w:val="96"/>
                               </w:rPr>
-                              <w:t>allora Scannerizza!!!</w:t>
+                              <w:t>allora Scannerizza</w:t>
+                            </w:r>
+                            <w:r>
+                              <w:rPr>
+                                <w:rFonts w:ascii="OCR A Extended" w:hAnsi="OCR A Extended"/>
+                                <w:b/>
+                                <w:bCs/>
+                                <w:sz w:val="96"/>
+                                <w:szCs w:val="96"/>
+                              </w:rPr>
+                              <w:t>mi</w:t>
+                            </w:r>
+                            <w:r>
+                              <w:rPr>
+                                <w:rFonts w:ascii="OCR A Extended" w:hAnsi="OCR A Extended"/>
+                                <w:b/>
+                                <w:bCs/>
+                                <w:sz w:val="96"/>
+                                <w:szCs w:val="96"/>
+                              </w:rPr>
+                              <w:t>!!!</w:t>
                             </w:r>
                           </w:p>
                         </w:txbxContent>
@@ -148,7 +248,7 @@
                 <v:stroke joinstyle="miter"/>
                 <v:path gradientshapeok="t" o:connecttype="rect"/>
               </v:shapetype>
-              <v:shape id="Casella di testo 2" o:spid="_x0000_s1026" type="#_x0000_t202" style="position:absolute;margin-left:-48.3pt;margin-top:-30.65pt;width:574.1pt;height:207.55pt;z-index:251660288;visibility:visible;mso-wrap-style:square;mso-width-percent:0;mso-height-percent:0;mso-wrap-distance-left:9pt;mso-wrap-distance-top:3.6pt;mso-wrap-distance-right:9pt;mso-wrap-distance-bottom:3.6pt;mso-position-horizontal:absolute;mso-position-horizontal-relative:margin;mso-position-vertical:absolute;mso-position-vertical-relative:margin;mso-width-percent:0;mso-height-percent:0;mso-width-relative:margin;mso-height-relative:margin;v-text-anchor:top" o:gfxdata="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" stroked="f">
+              <v:shape id="Casella di testo 2" o:spid="_x0000_s1026" type="#_x0000_t202" style="position:absolute;margin-left:-48.25pt;margin-top:-56.85pt;width:574.1pt;height:207.55pt;z-index:251660288;visibility:visible;mso-wrap-style:square;mso-width-percent:0;mso-height-percent:0;mso-wrap-distance-left:9pt;mso-wrap-distance-top:3.6pt;mso-wrap-distance-right:9pt;mso-wrap-distance-bottom:3.6pt;mso-position-horizontal:absolute;mso-position-horizontal-relative:margin;mso-position-vertical:absolute;mso-position-vertical-relative:margin;mso-width-percent:0;mso-height-percent:0;mso-width-relative:margin;mso-height-relative:margin;v-text-anchor:top" o:gfxdata="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" stroked="f">
                 <v:textbox>
                   <w:txbxContent>
                     <w:p>
@@ -158,8 +258,8 @@
                           <w:rFonts w:ascii="OCR A Extended" w:hAnsi="OCR A Extended"/>
                           <w:b/>
                           <w:bCs/>
-                          <w:sz w:val="110"/>
-                          <w:szCs w:val="110"/>
+                          <w:sz w:val="96"/>
+                          <w:szCs w:val="96"/>
                         </w:rPr>
                       </w:pPr>
                       <w:r>
@@ -167,18 +267,38 @@
                           <w:rFonts w:ascii="OCR A Extended" w:hAnsi="OCR A Extended"/>
                           <w:b/>
                           <w:bCs/>
-                          <w:sz w:val="110"/>
-                          <w:szCs w:val="110"/>
+                          <w:sz w:val="96"/>
+                          <w:szCs w:val="96"/>
                         </w:rPr>
-                        <w:t>Hai coraggio</w:t>
+                        <w:t xml:space="preserve">Hai </w:t>
                       </w:r>
                       <w:r>
                         <w:rPr>
                           <w:rFonts w:ascii="OCR A Extended" w:hAnsi="OCR A Extended"/>
                           <w:b/>
                           <w:bCs/>
-                          <w:sz w:val="110"/>
-                          <w:szCs w:val="110"/>
+                          <w:sz w:val="96"/>
+                          <w:szCs w:val="96"/>
+                        </w:rPr>
+                        <w:t xml:space="preserve">il </w:t>
+                      </w:r>
+                      <w:r>
+                        <w:rPr>
+                          <w:rFonts w:ascii="OCR A Extended" w:hAnsi="OCR A Extended"/>
+                          <w:b/>
+                          <w:bCs/>
+                          <w:sz w:val="96"/>
+                          <w:szCs w:val="96"/>
+                        </w:rPr>
+                        <w:t>coraggio</w:t>
+                      </w:r>
+                      <w:r>
+                        <w:rPr>
+                          <w:rFonts w:ascii="OCR A Extended" w:hAnsi="OCR A Extended"/>
+                          <w:b/>
+                          <w:bCs/>
+                          <w:sz w:val="96"/>
+                          <w:szCs w:val="96"/>
                         </w:rPr>
                         <w:t>…</w:t>
                       </w:r>
@@ -187,8 +307,8 @@
                           <w:rFonts w:ascii="OCR A Extended" w:hAnsi="OCR A Extended"/>
                           <w:b/>
                           <w:bCs/>
-                          <w:sz w:val="110"/>
-                          <w:szCs w:val="110"/>
+                          <w:sz w:val="96"/>
+                          <w:szCs w:val="96"/>
                         </w:rPr>
                         <w:t>?</w:t>
                       </w:r>
@@ -197,8 +317,8 @@
                           <w:rFonts w:ascii="OCR A Extended" w:hAnsi="OCR A Extended"/>
                           <w:b/>
                           <w:bCs/>
-                          <w:sz w:val="110"/>
-                          <w:szCs w:val="110"/>
+                          <w:sz w:val="96"/>
+                          <w:szCs w:val="96"/>
                         </w:rPr>
                         <w:t>!?</w:t>
                       </w:r>
@@ -210,8 +330,8 @@
                           <w:rFonts w:ascii="OCR A Extended" w:hAnsi="OCR A Extended"/>
                           <w:b/>
                           <w:bCs/>
-                          <w:sz w:val="110"/>
-                          <w:szCs w:val="110"/>
+                          <w:sz w:val="96"/>
+                          <w:szCs w:val="96"/>
                         </w:rPr>
                       </w:pPr>
                       <w:r>
@@ -219,10 +339,30 @@
                           <w:rFonts w:ascii="OCR A Extended" w:hAnsi="OCR A Extended"/>
                           <w:b/>
                           <w:bCs/>
-                          <w:sz w:val="110"/>
-                          <w:szCs w:val="110"/>
+                          <w:sz w:val="96"/>
+                          <w:szCs w:val="96"/>
                         </w:rPr>
-                        <w:t>allora Scannerizza!!!</w:t>
+                        <w:t>allora Scannerizza</w:t>
+                      </w:r>
+                      <w:r>
+                        <w:rPr>
+                          <w:rFonts w:ascii="OCR A Extended" w:hAnsi="OCR A Extended"/>
+                          <w:b/>
+                          <w:bCs/>
+                          <w:sz w:val="96"/>
+                          <w:szCs w:val="96"/>
+                        </w:rPr>
+                        <w:t>mi</w:t>
+                      </w:r>
+                      <w:r>
+                        <w:rPr>
+                          <w:rFonts w:ascii="OCR A Extended" w:hAnsi="OCR A Extended"/>
+                          <w:b/>
+                          <w:bCs/>
+                          <w:sz w:val="96"/>
+                          <w:szCs w:val="96"/>
+                        </w:rPr>
+                        <w:t>!!!</w:t>
                       </w:r>
                     </w:p>
                   </w:txbxContent>
@@ -232,73 +372,6 @@
             </w:pict>
           </mc:Fallback>
         </mc:AlternateContent>
-      </w:r>
-      <w:r>
-        <w:rPr>
-          <w:noProof/>
-        </w:rPr>
-        <w:drawing>
-          <wp:anchor distT="0" distB="0" distL="114300" distR="114300" simplePos="0" relativeHeight="251658240" behindDoc="0" locked="0" layoutInCell="1" allowOverlap="1" wp14:anchorId="44C2C9C5" wp14:editId="49A06EEB">
-            <wp:simplePos x="0" y="0"/>
-            <wp:positionH relativeFrom="margin">
-              <wp:posOffset>-624840</wp:posOffset>
-            </wp:positionH>
-            <wp:positionV relativeFrom="margin">
-              <wp:posOffset>2061787</wp:posOffset>
-            </wp:positionV>
-            <wp:extent cx="7258050" cy="7258050"/>
-            <wp:effectExtent l="0" t="0" r="0" b="0"/>
-            <wp:wrapSquare wrapText="bothSides"/>
-            <wp:docPr id="1514225021" name="Immagine 1"/>
-            <wp:cNvGraphicFramePr>
-              <a:graphicFrameLocks xmlns:a="http://schemas.openxmlformats.org/drawingml/2006/main" noChangeAspect="1"/>
-            </wp:cNvGraphicFramePr>
-            <a:graphic xmlns:a="http://schemas.openxmlformats.org/drawingml/2006/main">
-              <a:graphicData uri="http://schemas.openxmlformats.org/drawingml/2006/picture">
-                <pic:pic xmlns:pic="http://schemas.openxmlformats.org/drawingml/2006/picture">
-                  <pic:nvPicPr>
-                    <pic:cNvPr id="0" name="Picture 1"/>
-                    <pic:cNvPicPr>
-                      <a:picLocks noChangeAspect="1" noChangeArrowheads="1"/>
-                    </pic:cNvPicPr>
-                  </pic:nvPicPr>
-                  <pic:blipFill>
-                    <a:blip r:embed="rId4">
-                      <a:extLst>
-                        <a:ext uri="{28A0092B-C50C-407E-A947-70E740481C1C}">
-                          <a14:useLocalDpi xmlns:a14="http://schemas.microsoft.com/office/drawing/2010/main" val="0"/>
-                        </a:ext>
-                      </a:extLst>
-                    </a:blip>
-                    <a:srcRect/>
-                    <a:stretch>
-                      <a:fillRect/>
-                    </a:stretch>
-                  </pic:blipFill>
-                  <pic:spPr bwMode="auto">
-                    <a:xfrm>
-                      <a:off x="0" y="0"/>
-                      <a:ext cx="7258050" cy="7258050"/>
-                    </a:xfrm>
-                    <a:prstGeom prst="rect">
-                      <a:avLst/>
-                    </a:prstGeom>
-                    <a:noFill/>
-                    <a:ln>
-                      <a:noFill/>
-                    </a:ln>
-                  </pic:spPr>
-                </pic:pic>
-              </a:graphicData>
-            </a:graphic>
-            <wp14:sizeRelH relativeFrom="margin">
-              <wp14:pctWidth>0</wp14:pctWidth>
-            </wp14:sizeRelH>
-            <wp14:sizeRelV relativeFrom="margin">
-              <wp14:pctHeight>0</wp14:pctHeight>
-            </wp14:sizeRelV>
-          </wp:anchor>
-        </w:drawing>
       </w:r>
     </w:p>
     <w:sectPr>
